--- a/files/正装租赁情况说明.docx
+++ b/files/正装租赁情况说明.docx
@@ -127,14 +127,6 @@
                 <w:szCs w:val="28"/>
               </w:rPr>
             </w:pPr>
-            <w:r>
-              <w:rPr>
-                <w:rFonts w:ascii="仿宋_GB2312" w:eastAsia="仿宋_GB2312" w:hint="eastAsia"/>
-                <w:sz w:val="24"/>
-                <w:szCs w:val="28"/>
-              </w:rPr>
-              <w:t>陈彦竹</w:t>
-            </w:r>
           </w:p>
         </w:tc>
       </w:tr>
@@ -175,14 +167,6 @@
                 <w:szCs w:val="28"/>
               </w:rPr>
             </w:pPr>
-            <w:r>
-              <w:rPr>
-                <w:rFonts w:ascii="仿宋_GB2312" w:eastAsia="仿宋_GB2312" w:hint="eastAsia"/>
-                <w:sz w:val="24"/>
-                <w:szCs w:val="28"/>
-              </w:rPr>
-              <w:t>付江樊</w:t>
-            </w:r>
           </w:p>
         </w:tc>
       </w:tr>
@@ -223,14 +207,6 @@
                 <w:szCs w:val="28"/>
               </w:rPr>
             </w:pPr>
-            <w:r>
-              <w:rPr>
-                <w:rFonts w:ascii="仿宋_GB2312" w:eastAsia="仿宋_GB2312" w:hint="eastAsia"/>
-                <w:sz w:val="24"/>
-                <w:szCs w:val="28"/>
-              </w:rPr>
-              <w:t>丁尹善</w:t>
-            </w:r>
           </w:p>
         </w:tc>
       </w:tr>
